--- a/doc/mkhalil/transformer_attention_example-1 3.docx
+++ b/doc/mkhalil/transformer_attention_example-1 3.docx
@@ -9,7 +9,15 @@
         <w:jc w:val="center"/>
       </w:pPr>
       <w:r>
-        <w:t>Attention is all what you need example 1</w:t>
+        <w:t xml:space="preserve">Attention is all what you </w:t>
+      </w:r>
+      <w:proofErr w:type="gramStart"/>
+      <w:r>
+        <w:t>need</w:t>
+      </w:r>
+      <w:proofErr w:type="gramEnd"/>
+      <w:r>
+        <w:t xml:space="preserve"> example 1</w:t>
       </w:r>
     </w:p>
     <w:p>
@@ -7770,12 +7778,21 @@
         </w:rPr>
         <w:t xml:space="preserve"> </w:t>
       </w:r>
+      <w:proofErr w:type="gramStart"/>
       <w:r>
         <w:rPr>
           <w:rStyle w:val="Heading3Char"/>
           <w:b/>
         </w:rPr>
-        <w:t>Compute Query Matrix</w:t>
+        <w:t>Compute</w:t>
+      </w:r>
+      <w:proofErr w:type="gramEnd"/>
+      <w:r>
+        <w:rPr>
+          <w:rStyle w:val="Heading3Char"/>
+          <w:b/>
+        </w:rPr>
+        <w:t xml:space="preserve"> Query Matrix</w:t>
       </w:r>
       <w:bookmarkEnd w:id="8"/>
     </w:p>
@@ -8564,7 +8581,23 @@
           <w:i w:val="0"/>
           <w:iCs/>
         </w:rPr>
-        <w:t xml:space="preserve"> Compute Key </w:t>
+        <w:t xml:space="preserve"> </w:t>
+      </w:r>
+      <w:proofErr w:type="gramStart"/>
+      <w:r>
+        <w:rPr>
+          <w:i w:val="0"/>
+          <w:iCs/>
+        </w:rPr>
+        <w:t>Compute</w:t>
+      </w:r>
+      <w:proofErr w:type="gramEnd"/>
+      <w:r>
+        <w:rPr>
+          <w:i w:val="0"/>
+          <w:iCs/>
+        </w:rPr>
+        <w:t xml:space="preserve"> Key </w:t>
       </w:r>
       <w:bookmarkEnd w:id="9"/>
       <w:r>
@@ -9040,13 +9073,23 @@
         </w:rPr>
         <w:t xml:space="preserve"> </w:t>
       </w:r>
+      <w:proofErr w:type="gramStart"/>
       <w:r>
         <w:rPr>
           <w:rStyle w:val="Heading3Char"/>
           <w:b/>
           <w:bCs/>
         </w:rPr>
-        <w:t>Compute Value Matrix</w:t>
+        <w:t>Compute</w:t>
+      </w:r>
+      <w:proofErr w:type="gramEnd"/>
+      <w:r>
+        <w:rPr>
+          <w:rStyle w:val="Heading3Char"/>
+          <w:b/>
+          <w:bCs/>
+        </w:rPr>
+        <w:t xml:space="preserve"> Value Matrix</w:t>
       </w:r>
       <w:bookmarkEnd w:id="10"/>
     </w:p>
@@ -9317,8 +9360,13 @@
       <w:pPr>
         <w:pStyle w:val="Heading3"/>
       </w:pPr>
+      <w:proofErr w:type="gramStart"/>
       <w:r>
-        <w:t>Compute Attention Scores</w:t>
+        <w:t>Compute</w:t>
+      </w:r>
+      <w:proofErr w:type="gramEnd"/>
+      <w:r>
+        <w:t xml:space="preserve"> Attention Scores</w:t>
       </w:r>
       <w:r>
         <w:t xml:space="preserve"> </w:t>
@@ -10243,13 +10291,23 @@
           </m:r>
         </m:oMath>
       </m:oMathPara>
+      <w:proofErr w:type="gramStart"/>
       <w:r>
         <w:rPr>
           <w:rFonts w:ascii="Times New Roman" w:eastAsia="Times New Roman" w:hAnsi="Times New Roman" w:cs="Times New Roman"/>
           <w:sz w:val="24"/>
           <w:szCs w:val="24"/>
         </w:rPr>
-        <w:t>So the scaled matrix is:</w:t>
+        <w:t>So</w:t>
+      </w:r>
+      <w:proofErr w:type="gramEnd"/>
+      <w:r>
+        <w:rPr>
+          <w:rFonts w:ascii="Times New Roman" w:eastAsia="Times New Roman" w:hAnsi="Times New Roman" w:cs="Times New Roman"/>
+          <w:sz w:val="24"/>
+          <w:szCs w:val="24"/>
+        </w:rPr>
+        <w:t xml:space="preserve"> the scaled matrix is:</w:t>
       </w:r>
     </w:p>
     <w:p>
@@ -10935,7 +10993,23 @@
         <w:ind w:left="720"/>
       </w:pPr>
       <w:r>
-        <w:t>Row 1:  [.3036   0.2139    0.2438  .2694]</w:t>
+        <w:t>Row 1</w:t>
+      </w:r>
+      <w:proofErr w:type="gramStart"/>
+      <w:r>
+        <w:t>:  [</w:t>
+      </w:r>
+      <w:proofErr w:type="gramEnd"/>
+      <w:r>
+        <w:t xml:space="preserve">.3036   0.2139    </w:t>
+      </w:r>
+      <w:proofErr w:type="gramStart"/>
+      <w:r>
+        <w:t>0.2438  .</w:t>
+      </w:r>
+      <w:proofErr w:type="gramEnd"/>
+      <w:r>
+        <w:t>2694]</w:t>
       </w:r>
     </w:p>
     <w:p>
@@ -11584,13 +11658,23 @@
           </m:r>
         </m:oMath>
       </m:oMathPara>
+      <w:proofErr w:type="gramStart"/>
       <w:r>
         <w:rPr>
           <w:rFonts w:ascii="Times New Roman" w:eastAsia="Times New Roman" w:hAnsi="Times New Roman" w:cs="Times New Roman"/>
           <w:sz w:val="24"/>
           <w:szCs w:val="24"/>
         </w:rPr>
-        <w:t>So we get:</w:t>
+        <w:t>So</w:t>
+      </w:r>
+      <w:proofErr w:type="gramEnd"/>
+      <w:r>
+        <w:rPr>
+          <w:rFonts w:ascii="Times New Roman" w:eastAsia="Times New Roman" w:hAnsi="Times New Roman" w:cs="Times New Roman"/>
+          <w:sz w:val="24"/>
+          <w:szCs w:val="24"/>
+        </w:rPr>
+        <w:t xml:space="preserve"> we get:</w:t>
       </w:r>
     </w:p>
     <w:p>
